--- a/StudentFolders/A1/Wentao Z/Array_list/Proposal (AutoRecovered).docx
+++ b/StudentFolders/A1/Wentao Z/Array_list/Proposal (AutoRecovered).docx
@@ -2443,15 +2443,18 @@
     </w:p>
     <w:p>
       <w:r>
+        <w:lastRenderedPageBreak/>
         <w:t>Goals: Check intersection between polygon and circle</w:t>
       </w:r>
+      <w:r>
+        <w:t xml:space="preserve">, fix null pointer exceptions, add collisions for all the classes, optimize the code (make it less laggy), add levels and more variations to the game,  </w:t>
+      </w:r>
     </w:p>
     <w:p>
       <w:pPr>
         <w:ind w:firstLine="720"/>
       </w:pPr>
       <w:r>
-        <w:lastRenderedPageBreak/>
         <w:drawing>
           <wp:inline distT="0" distB="0" distL="0" distR="0" wp14:anchorId="369F7F48" wp14:editId="1D035C09">
             <wp:extent cx="5943600" cy="4399915"/>
@@ -4602,15 +4605,9 @@
 <file path=customXml/itemProps3.xml><?xml version="1.0" encoding="utf-8"?>
 <ds:datastoreItem xmlns:ds="http://schemas.openxmlformats.org/officeDocument/2006/customXml" ds:itemID="{BE5BF0F9-B0A9-4EF8-A4C8-20A2E041B70F}">
   <ds:schemaRefs>
-    <ds:schemaRef ds:uri="08df0c4f-afa2-4d5e-90e7-353b5d0fb03c"/>
-    <ds:schemaRef ds:uri="http://schemas.microsoft.com/office/2006/documentManagement/types"/>
-    <ds:schemaRef ds:uri="http://purl.org/dc/terms/"/>
-    <ds:schemaRef ds:uri="http://www.w3.org/XML/1998/namespace"/>
-    <ds:schemaRef ds:uri="http://purl.org/dc/dcmitype/"/>
-    <ds:schemaRef ds:uri="http://purl.org/dc/elements/1.1/"/>
     <ds:schemaRef ds:uri="http://schemas.microsoft.com/office/2006/metadata/properties"/>
     <ds:schemaRef ds:uri="http://schemas.microsoft.com/office/infopath/2007/PartnerControls"/>
-    <ds:schemaRef ds:uri="http://schemas.openxmlformats.org/package/2006/metadata/core-properties"/>
+    <ds:schemaRef ds:uri="08df0c4f-afa2-4d5e-90e7-353b5d0fb03c"/>
   </ds:schemaRefs>
 </ds:datastoreItem>
 </file>